--- a/docs/presentation/QA_reunion_doctorante.docx
+++ b/docs/presentation/QA_reunion_doctorante.docx
@@ -3874,6 +3874,295 @@
       </w:pPr>
       <w:r>
         <w:t xml:space="preserve">La traiter en alliée potentielle, pas en examinatrice : 10 ans de R&amp;D, chaque objection qu'elle soulève est une heure de travail qu'elle t'offre. Tout noter.</w:t>
+      </w:r>
+    </w:p>
+    <w:p>
+      <w:pPr>
+        <w:pStyle w:val="Heading1"/>
+      </w:pPr>
+      <w:r>
+        <w:t xml:space="preserve">10. Les hypothèses du modèle</w:t>
+      </w:r>
+    </w:p>
+    <w:p>
+      <w:pPr>
+        <w:pBdr>
+          <w:left w:val="single" w:color="8FAAB3" w:sz="12" w:space="8"/>
+        </w:pBdr>
+        <w:spacing w:after="140"/>
+        <w:ind w:left="120"/>
+      </w:pPr>
+      <w:r>
+        <w:rPr>
+          <w:i/>
+          <w:iCs/>
+        </w:rPr>
+        <w:t xml:space="preserve">À connaître par cœur : énoncer une hypothèse avant qu'elle ne la débusque inverse le rapport de force. Pour chacune : ce qu'on suppose, ce qui se passe si c'est faux, et comment c'est contrôlé.</w:t>
+      </w:r>
+    </w:p>
+    <w:p>
+      <w:pPr>
+        <w:pStyle w:val="Heading2"/>
+      </w:pPr>
+      <w:r>
+        <w:t xml:space="preserve">Hypothèses de structure (réseau)</w:t>
+      </w:r>
+    </w:p>
+    <w:p>
+      <w:pPr>
+        <w:pStyle w:val="ListParagraph"/>
+        <w:numPr>
+          <w:ilvl w:val="0"/>
+          <w:numId w:val="2"/>
+        </w:numPr>
+        <w:spacing w:after="40"/>
+      </w:pPr>
+      <w:r>
+        <w:t xml:space="preserve">H1. Le réseau est un DAG orienté fournisseur vers client : pas de cycles. Si c'est faux : l'outil refuse l'arc fautif à la saisie, avec message explicite ; pour un vrai besoin de boucle, piste de point fixe itératif (facteurs &lt; 1), non implémentée.</w:t>
+      </w:r>
+    </w:p>
+    <w:p>
+      <w:pPr>
+        <w:pStyle w:val="ListParagraph"/>
+        <w:numPr>
+          <w:ilvl w:val="0"/>
+          <w:numId w:val="2"/>
+        </w:numPr>
+        <w:spacing w:after="40"/>
+      </w:pPr>
+      <w:r>
+        <w:t xml:space="preserve">H2. Une passe de propagation par direction suffit : pas de rétroaction à l'intérieur d'une semaine. Justification : le pas de temps du système est la semaine, la propagation y est instantanée. Contrôle : résultat exact garanti par l'ordre topologique, invariance à l'ordre d'insertion testée.</w:t>
+      </w:r>
+    </w:p>
+    <w:p>
+      <w:pPr>
+        <w:pStyle w:val="ListParagraph"/>
+        <w:numPr>
+          <w:ilvl w:val="0"/>
+          <w:numId w:val="2"/>
+        </w:numPr>
+        <w:spacing w:after="40"/>
+      </w:pPr>
+      <w:r>
+        <w:t xml:space="preserve">H3. Les arcs de secours (backup) sont inertes tant qu'ils ne sont pas activés : purement documentaires pour le calcul. Si un secours est réellement actif : le modéliser comme arc nominal.</w:t>
+      </w:r>
+    </w:p>
+    <w:p>
+      <w:pPr>
+        <w:pStyle w:val="Heading2"/>
+      </w:pPr>
+      <w:r>
+        <w:t xml:space="preserve">Hypothèses probabilistes</w:t>
+      </w:r>
+    </w:p>
+    <w:p>
+      <w:pPr>
+        <w:pStyle w:val="ListParagraph"/>
+        <w:numPr>
+          <w:ilvl w:val="0"/>
+          <w:numId w:val="2"/>
+        </w:numPr>
+        <w:spacing w:after="40"/>
+      </w:pPr>
+      <w:r>
+        <w:t xml:space="preserve">H4. Les six blocs KPI sont indépendants (noisy-OR). Si c'est faux (corrélation positive) : surestimation de Ur, erreur conservatrice pour un système d'alerte ; atténuable par les poids ω (FBWM).</w:t>
+      </w:r>
+    </w:p>
+    <w:p>
+      <w:pPr>
+        <w:pStyle w:val="ListParagraph"/>
+        <w:numPr>
+          <w:ilvl w:val="0"/>
+          <w:numId w:val="2"/>
+        </w:numPr>
+        <w:spacing w:after="40"/>
+      </w:pPr>
+      <w:r>
+        <w:t xml:space="preserve">H5. Les urgences des voisins sont indépendantes dans la propagation (produit de survies). Même direction d'erreur que H4 ; les chocs communs (région, matière partagée) s'étudient par le multi-chocs de la simulation.</w:t>
+      </w:r>
+    </w:p>
+    <w:p>
+      <w:pPr>
+        <w:pStyle w:val="ListParagraph"/>
+        <w:numPr>
+          <w:ilvl w:val="0"/>
+          <w:numId w:val="2"/>
+        </w:numPr>
+        <w:spacing w:after="40"/>
+      </w:pPr>
+      <w:r>
+        <w:t xml:space="preserve">H6. Le lead time suit une loi normale dans le pipeline analytique (seule la survie P(L &gt; marge) est utilisée), une lognormale par défaut dans le Monte Carlo ; σ = 0,25·μ si l'écart-type n'est pas mesuré. Contrôle : validation croisée MC ↔ formule analytique, testée sur nœud isolé.</w:t>
+      </w:r>
+    </w:p>
+    <w:p>
+      <w:pPr>
+        <w:pStyle w:val="ListParagraph"/>
+        <w:numPr>
+          <w:ilvl w:val="0"/>
+          <w:numId w:val="2"/>
+        </w:numPr>
+        <w:spacing w:after="40"/>
+      </w:pPr>
+      <w:r>
+        <w:t xml:space="preserve">H7. Les défaillances se modélisent en Bernoulli hebdomadaire avec prior conjugué Beta (N₀ = 26) ; un événement équivaut à observer k défaillances sur n essais. Si c'est faux : les pseudo-comptes sont recalibrables et la sémantique reste auditable (la règle est écrite en clair dans chaque impact).</w:t>
+      </w:r>
+    </w:p>
+    <w:p>
+      <w:pPr>
+        <w:pStyle w:val="ListParagraph"/>
+        <w:numPr>
+          <w:ilvl w:val="0"/>
+          <w:numId w:val="2"/>
+        </w:numPr>
+        <w:spacing w:after="40"/>
+      </w:pPr>
+      <w:r>
+        <w:t xml:space="preserve">H8. Les incidents du bloc risque arrivent comme un processus de Poisson d'intensité x, d'où la forme 1 − e⁻ˣ : saturation douce, jamais de dépassement.</w:t>
+      </w:r>
+    </w:p>
+    <w:p>
+      <w:pPr>
+        <w:pStyle w:val="Heading2"/>
+      </w:pPr>
+      <w:r>
+        <w:t xml:space="preserve">Hypothèses de mesure et d'échelle</w:t>
+      </w:r>
+    </w:p>
+    <w:p>
+      <w:pPr>
+        <w:pStyle w:val="ListParagraph"/>
+        <w:numPr>
+          <w:ilvl w:val="0"/>
+          <w:numId w:val="2"/>
+        </w:numPr>
+        <w:spacing w:after="40"/>
+      </w:pPr>
+      <w:r>
+        <w:t xml:space="preserve">H9. Ud et Ur sont commensurables : même grandeur (« intensité du besoin d'agir sur ce nœud cette semaine »), normalisée [0, 1], vue par deux capteurs différents (l'humain, les KPIs). C'est l'hypothèse fondatrice du score A ; l'étalonnage relatif des deux échelles est l'objet du module calibration prédiction/réalité.</w:t>
+      </w:r>
+    </w:p>
+    <w:p>
+      <w:pPr>
+        <w:pStyle w:val="ListParagraph"/>
+        <w:numPr>
+          <w:ilvl w:val="0"/>
+          <w:numId w:val="2"/>
+        </w:numPr>
+        <w:spacing w:after="40"/>
+      </w:pPr>
+      <w:r>
+        <w:t xml:space="preserve">H10. L'échelle de Saaty (1..9) et les conversions affines de l'interface captent les rapports d'importance sans déformation majeure ; le bruit de quantification de cette échelle borne la précision exigible partout ailleurs dans le calcul de Ud.</w:t>
+      </w:r>
+    </w:p>
+    <w:p>
+      <w:pPr>
+        <w:pStyle w:val="ListParagraph"/>
+        <w:numPr>
+          <w:ilvl w:val="0"/>
+          <w:numId w:val="2"/>
+        </w:numPr>
+        <w:spacing w:after="40"/>
+      </w:pPr>
+      <w:r>
+        <w:t xml:space="preserve">H11. La cadence hebdomadaire suffit à suivre la dynamique du réseau. Conséquence assumée : un score n'est jamais plus frais que la dernière saisie, et le système affiche sa propre couverture (nœuds à jour / actifs).</w:t>
+      </w:r>
+    </w:p>
+    <w:p>
+      <w:pPr>
+        <w:pStyle w:val="ListParagraph"/>
+        <w:numPr>
+          <w:ilvl w:val="0"/>
+          <w:numId w:val="2"/>
+        </w:numPr>
+        <w:spacing w:after="40"/>
+      </w:pPr>
+      <w:r>
+        <w:t xml:space="preserve">H12. La perception évolue avec inertie : lissage EMA avec ρ = 0,3, le questionnaire courant pèse 70 %. Paramètre de gouvernance, recalibrable après le serious game.</w:t>
+      </w:r>
+    </w:p>
+    <w:p>
+      <w:pPr>
+        <w:pStyle w:val="Heading2"/>
+      </w:pPr>
+      <w:r>
+        <w:t xml:space="preserve">Hypothèses comportementales et de gouvernance</w:t>
+      </w:r>
+    </w:p>
+    <w:p>
+      <w:pPr>
+        <w:pStyle w:val="ListParagraph"/>
+        <w:numPr>
+          <w:ilvl w:val="0"/>
+          <w:numId w:val="2"/>
+        </w:numPr>
+        <w:spacing w:after="40"/>
+      </w:pPr>
+      <w:r>
+        <w:t xml:space="preserve">H13. Sous-estimer coûte plus cher que surestimer : λ_under = 2,25 &gt; λ_over = 1. Choix de gouvernance ; la conclusion qualitative tient pour tout λ_under &gt; λ_over.</w:t>
+      </w:r>
+    </w:p>
+    <w:p>
+      <w:pPr>
+        <w:pStyle w:val="ListParagraph"/>
+        <w:numPr>
+          <w:ilvl w:val="0"/>
+          <w:numId w:val="2"/>
+        </w:numPr>
+        <w:spacing w:after="40"/>
+      </w:pPr>
+      <w:r>
+        <w:t xml:space="preserve">H14. La sensibilité aux écarts est décroissante (courbure α = 0,88 &lt; 1) : un écart naissant pèse plus qu'un écart qui empire d'autant. Emprunt de forme à la Prospect Theory.</w:t>
+      </w:r>
+    </w:p>
+    <w:p>
+      <w:pPr>
+        <w:pStyle w:val="ListParagraph"/>
+        <w:numPr>
+          <w:ilvl w:val="0"/>
+          <w:numId w:val="2"/>
+        </w:numPr>
+        <w:spacing w:after="40"/>
+      </w:pPr>
+      <w:r>
+        <w:t xml:space="preserve">H15. Un retard constaté est un signal plus fiable qu'une avance déclarée : κ_retard = 0,5 &gt; κ_avance = 0,2.</w:t>
+      </w:r>
+    </w:p>
+    <w:p>
+      <w:pPr>
+        <w:pStyle w:val="ListParagraph"/>
+        <w:numPr>
+          <w:ilvl w:val="0"/>
+          <w:numId w:val="2"/>
+        </w:numPr>
+        <w:spacing w:after="40"/>
+      </w:pPr>
+      <w:r>
+        <w:t xml:space="preserve">H16. Un nœud terminé n'isole pas sa branche (le flux physique persiste) ; un nœud abandonné contamine l'aval au maximum (règle pessimiste). Décisions de modélisation tranchées et justifiées par écrit dans la spec.</w:t>
+      </w:r>
+    </w:p>
+    <w:p>
+      <w:pPr>
+        <w:pStyle w:val="ListParagraph"/>
+        <w:numPr>
+          <w:ilvl w:val="0"/>
+          <w:numId w:val="2"/>
+        </w:numPr>
+        <w:spacing w:after="40"/>
+      </w:pPr>
+      <w:r>
+        <w:t xml:space="preserve">H17. Une donnée manquante est non-informative : bloc ignoré et poids renormalisés sur les blocs présents, ni optimisme ni pessimisme.</w:t>
+      </w:r>
+    </w:p>
+    <w:p>
+      <w:pPr>
+        <w:spacing w:after="100"/>
+      </w:pPr>
+      <w:r>
+        <w:rPr>
+          <w:i/>
+          <w:iCs/>
+        </w:rPr>
+        <w:t xml:space="preserve">Si elle demande « laquelle de ces hypothèses te gêne le plus ? » : H4/H5 (indépendance) côté théorie, H9 (commensurabilité) côté fond, H11 (cadence de saisie) côté pratique. Les trois sont documentées, et les deux premières ont une direction d'erreur connue.</w:t>
       </w:r>
     </w:p>
     <w:p>
